--- a/public/docs/Punct_de_vedere_B542-2026.docx
+++ b/public/docs/Punct_de_vedere_B542-2026.docx
@@ -279,7 +279,7 @@
           <w:sz w:val="18"/>
           <w:szCs w:val="18"/>
         </w:rPr>
-        <w:t xml:space="preserve">Generat prin platforma civică „La Straja Legii” • Referință proiect: B542/2026 (Cod Senat 27981)</w:t>
+        <w:t xml:space="preserve">Generat prin platforma civică destrajă.ro • Referință proiect: B542/2026 (Cod Senat 27981)</w:t>
       </w:r>
     </w:p>
     <w:sectPr>

--- a/public/docs/Punct_de_vedere_B542-2026.docx
+++ b/public/docs/Punct_de_vedere_B542-2026.docx
@@ -64,7 +64,7 @@
           <w:sz w:val="22"/>
           <w:szCs w:val="22"/>
         </w:rPr>
-        <w:t xml:space="preserve">Subsemnatul(a) {{NUME_CETATEAN}}, în temeiul procedurii de consultare publică a Senatului României, formulez prezentul Punct de vedere referitor la Propunerea legislativă B542/2026 (Propunere legislativă pentru modificarea și completarea Ordonanței de urgență a Guvernului nr.60/2019 privind reglementarea unor măsuri pentru stingerea unor obligații fiscale și bugetare, precum și unele măsuri referitoare la obligațiile de plată aferente împrumuturilor din venituri din privatizare și împrumuturilor contractate de statul român de la instituții de credit și subîmprumutate operatorilor economici).</w:t>
+        <w:t xml:space="preserve">Subsemnatul(a) ……………………………………, în temeiul procedurii de consultare publică a Senatului României, formulez prezentul Punct de vedere referitor la Propunerea legislativă B542/2026 (Propunere legislativă pentru modificarea și completarea Ordonanței de urgență a Guvernului nr.60/2019 privind reglementarea unor măsuri pentru stingerea unor obligații fiscale și bugetare, precum și unele măsuri referitoare la obligațiile de plată aferente împrumuturilor din venituri din privatizare și împrumuturilor contractate de statul român de la instituții de credit și subîmprumutate operatorilor economici).</w:t>
       </w:r>
     </w:p>
     <w:p>
@@ -266,7 +266,7 @@
           <w:sz w:val="22"/>
           <w:szCs w:val="22"/>
         </w:rPr>
-        <w:t xml:space="preserve">Cetățean / Contribuabil / Reprezentant al Societății Civile</w:t>
+        <w:t xml:space="preserve">Nume și prenume: ……………………………………</w:t>
       </w:r>
     </w:p>
     <w:p>

--- a/public/docs/Punct_de_vedere_B542-2026.docx
+++ b/public/docs/Punct_de_vedere_B542-2026.docx
@@ -80,7 +80,7 @@
           <w:sz w:val="24"/>
           <w:szCs w:val="24"/>
         </w:rPr>
-        <w:t xml:space="preserve">I. Sinteză Executivă (Scor Risc AI — Gemini + Claude + ChatGPT: 5.4/10)</w:t>
+        <w:t xml:space="preserve">I. Sinteză Executivă</w:t>
       </w:r>
     </w:p>
     <w:p>
@@ -279,7 +279,7 @@
           <w:sz w:val="18"/>
           <w:szCs w:val="18"/>
         </w:rPr>
-        <w:t xml:space="preserve">Generat prin platforma civică destrajă.ro • Referință proiect: B542/2026 (Cod Senat 27981)</w:t>
+        <w:t xml:space="preserve">Pregătit cu destrajă.ro, pe baza analizei a trei modele AI • Referință proiect: B542/2026 (Cod Senat 27981)</w:t>
       </w:r>
     </w:p>
     <w:sectPr>
